--- a/2C_視線軸向、攻擊角度與假餌操作.docx
+++ b/2C_視線軸向、攻擊角度與假餌操作.docx
@@ -313,13 +313,7 @@
     <w:p>
       <w:pPr/>
       <w:r>
-        <w:rPr>
-          <w:b/>
-        </w:rPr>
-        <w:t>[V2C-02]</w:t>
-      </w:r>
-      <w:r>
-        <w:t>空間解析度（Visual Acuity）0.10–0.18 CPD（photopic 條件）；近點調節範圍 13.5–24 cm；動態視覺敏銳度以 Optic Tectum 處理時間 30–50 ms 為反應門檻。【引用：V2A-07】</w:t>
+        <w:t>[V2C-02]空間解析度（Visual Acuity）0.10–0.18 CPD（全視野/周邊視力 photopic 條件；中央凹區域可達 1.18–4.5 cpd，見 V3A-04）；近點調節範圍 13.5–24 cm；動態視覺敏銳度以 Optic Tectum 處理時間 30–50 ms 為反應門檻。【引用：V2A-07】</w:t>
       </w:r>
     </w:p>
     <w:p>
@@ -1267,69 +1261,7 @@
         </w:rPr>
       </w:pPr>
       <w:r>
-        <w:rPr>
-          <w:rFonts w:ascii="Google Sans" w:cs="Google Sans" w:eastAsia="Google Sans" w:hAnsi="Google Sans"/>
-          <w:color w:val="1f1f1f"/>
-          <w:rtl w:val="0"/>
-        </w:rPr>
-        <w:t xml:space="preserve">視覺敏銳度（Visual acuity）是指生物分辨空間細節的極限能力，通常以每度視角的週期數（Cycles per degree, CPD）或空間頻率來衡量 </w:t>
-      </w:r>
-      <w:r>
-        <w:rPr>
-          <w:rFonts w:ascii="Google Sans" w:cs="Google Sans" w:eastAsia="Google Sans" w:hAnsi="Google Sans"/>
-          <w:color w:val="444746"/>
-          <w:sz w:val="24"/>
-          <w:szCs w:val="24"/>
-          <w:vertAlign w:val="superscript"/>
-          <w:rtl w:val="0"/>
-        </w:rPr>
-        <w:t xml:space="preserve">10</w:t>
-      </w:r>
-      <w:r>
-        <w:rPr>
-          <w:rFonts w:ascii="Google Sans" w:cs="Google Sans" w:eastAsia="Google Sans" w:hAnsi="Google Sans"/>
-          <w:color w:val="1f1f1f"/>
-          <w:rtl w:val="0"/>
-        </w:rPr>
-        <w:t xml:space="preserve">。依據錐細胞密度與眼球晶狀體焦距的數學演算，成年大嘴黑鱸的靜態視覺敏銳度約落在 0.10 至 0.18 CPD 的範圍內 </w:t>
-      </w:r>
-      <w:r>
-        <w:rPr>
-          <w:rFonts w:ascii="Google Sans" w:cs="Google Sans" w:eastAsia="Google Sans" w:hAnsi="Google Sans"/>
-          <w:color w:val="444746"/>
-          <w:sz w:val="24"/>
-          <w:szCs w:val="24"/>
-          <w:vertAlign w:val="superscript"/>
-          <w:rtl w:val="0"/>
-        </w:rPr>
-        <w:t xml:space="preserve">11</w:t>
-      </w:r>
-      <w:r>
-        <w:rPr>
-          <w:rFonts w:ascii="Google Sans" w:cs="Google Sans" w:eastAsia="Google Sans" w:hAnsi="Google Sans"/>
-          <w:color w:val="1f1f1f"/>
-          <w:rtl w:val="0"/>
-        </w:rPr>
-        <w:t xml:space="preserve">。這個數值雖然低於許多鳥類或人類，但在淡水魚類中已足以支撐其頂級掠食者的定位。此外，大嘴黑鱸具備活躍的晶狀體調節能力（Accommodation），晶狀體移動的軸向主要沿著背鼻至腹顳（Dorsonasal-ventrotemporal axis）的水平面進行，這使得其近點焦距（Near point）可縮短至 13.5 至 24 公分 </w:t>
-      </w:r>
-      <w:r>
-        <w:rPr>
-          <w:rFonts w:ascii="Google Sans" w:cs="Google Sans" w:eastAsia="Google Sans" w:hAnsi="Google Sans"/>
-          <w:color w:val="444746"/>
-          <w:sz w:val="24"/>
-          <w:szCs w:val="24"/>
-          <w:vertAlign w:val="superscript"/>
-          <w:rtl w:val="0"/>
-        </w:rPr>
-        <w:t xml:space="preserve">11</w:t>
-      </w:r>
-      <w:r>
-        <w:rPr>
-          <w:rFonts w:ascii="Google Sans" w:cs="Google Sans" w:eastAsia="Google Sans" w:hAnsi="Google Sans"/>
-          <w:color w:val="1f1f1f"/>
-          <w:rtl w:val="0"/>
-        </w:rPr>
-        <w:t xml:space="preserve">。</w:t>
+        <w:t>視覺敏銳度（Visual acuity）是指生物分辨空間細節的極限能力，通常以每度視角的週期數（Cycles per degree, CPD）或空間頻率來衡量 10。依據錐細胞密度與眼球晶狀體焦距的數學演算，成年大嘴黑鱸的靜態視覺敏銳度約落在 0.10 至 0.18 CPD（全視野/周邊視力；中央凹可達 1.18–4.5 cpd） 的範圍內 11。這個數值雖然低於許多鳥類或人類，但在淡水魚類中已足以支撐其頂級掠食者的定位。此外，大嘴黑鱸具備活躍的晶狀體調節能力（Accommodation），晶狀體移動的軸向主要沿著背鼻至腹顳（Dorsonasal-ventrotemporal axis）的水平面進行，這使得其近點焦距（Near point）可縮短至 13.5 至 24 公分 11。</w:t>
       </w:r>
     </w:p>
     <w:p>

--- a/2C_視線軸向、攻擊角度與假餌操作.docx
+++ b/2C_視線軸向、攻擊角度與假餌操作.docx
@@ -3,6 +3,69 @@
 <w:document xmlns:mc="http://schemas.openxmlformats.org/markup-compatibility/2006" xmlns:o="urn:schemas-microsoft-com:office:office" xmlns:r="http://schemas.openxmlformats.org/officeDocument/2006/relationships" xmlns:m="http://schemas.openxmlformats.org/officeDocument/2006/math" xmlns:v="urn:schemas-microsoft-com:vml" xmlns:wp="http://schemas.openxmlformats.org/drawingml/2006/wordprocessingDrawing" xmlns:w10="urn:schemas-microsoft-com:office:word" xmlns:w="http://schemas.openxmlformats.org/wordprocessingml/2006/main" xmlns:wne="http://schemas.microsoft.com/office/word/2006/wordml" xmlns:sl="http://schemas.openxmlformats.org/schemaLibrary/2006/main" xmlns:a="http://schemas.openxmlformats.org/drawingml/2006/main" xmlns:pic="http://schemas.openxmlformats.org/drawingml/2006/picture" xmlns:c="http://schemas.openxmlformats.org/drawingml/2006/chart" xmlns:lc="http://schemas.openxmlformats.org/drawingml/2006/lockedCanvas" xmlns:dgm="http://schemas.openxmlformats.org/drawingml/2006/diagram" xmlns:wps="http://schemas.microsoft.com/office/word/2010/wordprocessingShape" xmlns:wpg="http://schemas.microsoft.com/office/word/2010/wordprocessingGroup" xmlns:w14="http://schemas.microsoft.com/office/word/2010/wordml" xmlns:w15="http://schemas.microsoft.com/office/word/2012/wordml" xmlns:w16="http://schemas.microsoft.com/office/word/2018/wordml" xmlns:w16cex="http://schemas.microsoft.com/office/word/2018/wordml/cex" xmlns:w16cid="http://schemas.microsoft.com/office/word/2016/wordml/cid" xmlns="http://schemas.microsoft.com/office/tasks/2019/documenttasks" xmlns:cr="http://schemas.microsoft.com/office/comments/2020/reactions">
   <w:body>
     <w:p>
+      <w:pPr/>
+      <w:r>
+        <w:rPr/>
+        <w:t xml:space="preserve">---</w:t>
+      </w:r>
+    </w:p>
+    <w:p>
+      <w:pPr/>
+      <w:r>
+        <w:rPr/>
+        <w:t xml:space="preserve">Title: 卷 2C：視線軸向、攻擊角度與假餌操作</w:t>
+      </w:r>
+    </w:p>
+    <w:p>
+      <w:pPr/>
+      <w:r>
+        <w:rPr/>
+        <w:t xml:space="preserve">Volume_ID: 2C</w:t>
+      </w:r>
+    </w:p>
+    <w:p>
+      <w:pPr/>
+      <w:r>
+        <w:rPr/>
+        <w:t xml:space="preserve">Upstream_Required: 0D 報告（Baseline_Facts B0-*）、2A 報告（光譜衰減結論）</w:t>
+      </w:r>
+    </w:p>
+    <w:p>
+      <w:pPr/>
+      <w:r>
+        <w:rPr/>
+        <w:t xml:space="preserve">Core_Parameters: 視線軸向觸發閾值 lux/NTU、攻擊角度°、有效識別距離 cm、Snell's Window 97.2°</w:t>
+      </w:r>
+    </w:p>
+    <w:p>
+      <w:pPr/>
+      <w:r>
+        <w:rPr/>
+        <w:t xml:space="preserve">Key_Mechanisms: 三軸向攻擊模式切換、Snell's Window、側線接管閾值 NTU、Weber 對比度閾值</w:t>
+      </w:r>
+    </w:p>
+    <w:p>
+      <w:pPr/>
+      <w:r>
+        <w:rPr/>
+        <w:t xml:space="preserve">Version: v1.0（Gemini Deep Research 初版 ＋ 結構補強補丁）</w:t>
+      </w:r>
+    </w:p>
+    <w:p>
+      <w:pPr/>
+      <w:r>
+        <w:rPr/>
+        <w:t xml:space="preserve">Carry_Forward_To: 3A（高壓誘咬視線軸向）／3B（極端情境假餌操作）</w:t>
+      </w:r>
+    </w:p>
+    <w:p>
+      <w:pPr/>
+      <w:r>
+        <w:rPr/>
+        <w:t xml:space="preserve">---</w:t>
+      </w:r>
+    </w:p>
+    <w:p>
       <w:pPr>
         <w:pStyle w:val="Heading1"/>
         <w:pBdr>
@@ -208,7 +271,7 @@
         <w:rPr>
           <w:b/>
         </w:rPr>
-        <w:t>[V2A-03]</w:t>
+        <w:t>[2A-03]</w:t>
       </w:r>
       <w:r>
         <w:t>最適獵物體型 22–29% TL（OFT 計算，350 mm 魚體對應 77–101 mm 獵物）；超過此範圍 Down-Strike 效率下降，改以 Forward-Strike + Suction 為主。</w:t>
@@ -220,7 +283,7 @@
         <w:rPr>
           <w:b/>
         </w:rPr>
-        <w:t>[V2A-06]</w:t>
+        <w:t>[2A-06]</w:t>
       </w:r>
       <w:r>
         <w:t>高壓舊魚皮質醇 &gt; 150 ng/mL；反射咬餌（Reaction Strike）閾值降低，Forward-Strike 接近速度 1.5–1.8 m/s。</w:t>
@@ -232,7 +295,7 @@
         <w:rPr>
           <w:b/>
         </w:rPr>
-        <w:t>[V2A-07]</w:t>
+        <w:t>[2A-07]</w:t>
       </w:r>
       <w:r>
         <w:t>視覺反應時間（Reaction Strike）：Optic Tectum 處理 30–50 ms；遠距（&gt; 60 ms）觸發需維持刺激持續性。</w:t>
@@ -244,7 +307,7 @@
         <w:rPr>
           <w:b/>
         </w:rPr>
-        <w:t>[V2A-08]</w:t>
+        <w:t>[2A-08]</w:t>
       </w:r>
       <w:r>
         <w:t>水平攻擊（Forward-Strike）確認速度 1.5–1.8 m/s，0.3 s 內完成衝刺；Ram feeding 主導，Gape width 關鍵。</w:t>
@@ -256,7 +319,7 @@
         <w:rPr>
           <w:b/>
         </w:rPr>
-        <w:t>[V2A-09]</w:t>
+        <w:t>[2A-09]</w:t>
       </w:r>
       <w:r>
         <w:t>北部水體 CDOM（有色溶解有機物）主導，620 nm 波段吸收係數偏低；南部優養水體 620 nm 強吸收（藍綠菌）。</w:t>
@@ -268,7 +331,7 @@
         <w:rPr>
           <w:b/>
         </w:rPr>
-        <w:t>[V2A-10]</w:t>
+        <w:t>[2A-10]</w:t>
       </w:r>
       <w:r>
         <w:t>色覺：MWS 峰值 535 nm（黃綠/螢光黃），LWS 峰值 614 nm（橙紅）；螢光黃對 MWS 通道具最高對比度。</w:t>
@@ -280,7 +343,7 @@
         <w:rPr>
           <w:b/>
         </w:rPr>
-        <w:t>[V2A-11]</w:t>
+        <w:t>[2A-11]</w:t>
       </w:r>
       <w:r>
         <w:t>光照觸發閾值 p(strike) &gt; 0.05；最低可偵測對比度（Weber fraction）~5%；水色條件影響顯著。</w:t>
@@ -295,7 +358,7 @@
         <w:rPr>
           <w:b/>
         </w:rPr>
-        <w:t>Volume2C_Findings</w:t>
+        <w:t>2C_Findings</w:t>
       </w:r>
     </w:p>
     <w:p>
@@ -304,16 +367,16 @@
         <w:rPr>
           <w:b/>
         </w:rPr>
-        <w:t>[V2C-01]</w:t>
-      </w:r>
-      <w:r>
-        <w:t>大嘴黑鱸為二色視覺（Dichromatic），MWS 峰值 535 nm（黃綠/螢光黃），LWS 峰值 614 nm（橙紅）。視網膜 Square mosaic 排列，上半視網膜（dorsal，對應水面下方視域）桿細胞密度為錐細胞的 2.3 倍；下半視網膜（ventral，對應 Snell's Window 視域）錐細胞密度為桿細胞的 3.82 倍。【引用：B0-02、B0-03、V2A-10】</w:t>
+        <w:t>[2C-01]</w:t>
+      </w:r>
+      <w:r>
+        <w:t>大嘴黑鱸為二色視覺（Dichromatic），MWS 峰值 535 nm（黃綠/螢光黃），LWS 峰值 614 nm（橙紅）。視網膜 Square mosaic 排列，上半視網膜（dorsal，對應水面下方視域）桿細胞密度為錐細胞的 2.3 倍；下半視網膜（ventral，對應 Snell's Window 視域）錐細胞密度為桿細胞的 3.82 倍。【引用：B0-02、B0-03、2A-10】。[信心等級：高]。</w:t>
       </w:r>
     </w:p>
     <w:p>
       <w:pPr/>
       <w:r>
-        <w:t>[V2C-02]空間解析度（Visual Acuity）0.10–0.18 CPD（全視野/周邊視力 photopic 條件；中央凹區域可達 1.18–4.5 cpd，見 V3A-04）；近點調節範圍 13.5–24 cm；動態視覺敏銳度以 Optic Tectum 處理時間 30–50 ms 為反應門檻。【引用：V2A-07】</w:t>
+        <w:t>[2C-02]空間解析度（Visual Acuity）0.10–0.18 CPD（全視野/周邊視力 photopic 條件；中央凹區域可達 1.18–4.5 cpd，見 V3A-04）；近點調節範圍 13.5–24 cm；動態視覺敏銳度以 Optic Tectum 處理時間 30–50 ms 為反應門檻。【引用：2A-07】。[信心等級：高]。</w:t>
       </w:r>
     </w:p>
     <w:p>
@@ -322,10 +385,10 @@
         <w:rPr>
           <w:b/>
         </w:rPr>
-        <w:t>[V2C-03]</w:t>
-      </w:r>
-      <w:r>
-        <w:t>Snell's Window 有效視角 97.2°（半角 ±48.6°）：水面上方物體在水面法線 ±48.6° 內可被辨識；超過此角度發生 Total Internal Reflection，水面物體對魚不可見。此視窗寬度隨水深不變，但可用光量隨濁度線性衰減。【基於 Snell's Law 之定量推算】</w:t>
+        <w:t>[2C-03]</w:t>
+      </w:r>
+      <w:r>
+        <w:t>Snell's Window 有效視角 97.2°（半角 ±48.6°）：水面上方物體在水面法線 ±48.6° 內可被辨識；超過此角度發生 Total Internal Reflection，水面物體對魚不可見。此視窗寬度隨水深不變，但可用光量隨濁度線性衰減。【基於 Snell's Law 之定量推算】。[信心等級：高]。</w:t>
       </w:r>
     </w:p>
     <w:p>
@@ -334,10 +397,10 @@
         <w:rPr>
           <w:b/>
         </w:rPr>
-        <w:t>[V2C-04]</w:t>
-      </w:r>
-      <w:r>
-        <w:t>晴天（&gt; 10,000 lux）清水（Secchi &gt; 2 m）：視線偏好 Forward（水平前方），有效識別距離 120–180 cm；Snell's Window 背光輪廓（Silhouette）效率高。弱光（&lt; 1,000 lux）：視線偏好轉向 Up，識別距離 ≤ 44 cm（Secchi 4.0 m 水體）。【引用：B0-06】</w:t>
+        <w:t>[2C-04]</w:t>
+      </w:r>
+      <w:r>
+        <w:t>晴天（&gt; 10,000 lux）清水（Secchi &gt; 2 m）：視線偏好 Forward（水平前方），有效識別距離 120–180 cm；Snell's Window 背光輪廓（Silhouette）效率高。弱光（&lt; 1,000 lux）：視線偏好轉向 Up，識別距離 ≤ 44 cm（Secchi 4.0 m 水體）。【引用：B0-06】。[信心等級：高]。</w:t>
       </w:r>
     </w:p>
     <w:p>
@@ -346,10 +409,10 @@
         <w:rPr>
           <w:b/>
         </w:rPr>
-        <w:t>[V2C-05]</w:t>
-      </w:r>
-      <w:r>
-        <w:t>北部褐色水（腐植酸主導，Secchi 0.3–0.8 m，MWS 535 nm 相對保留）：有效視距 30–80 cm，衰減斜率約 5.5 cm/m；主要攻擊路徑偏向 Forward-Strike。南部優養化綠色水（藍綠菌主導，Secchi 0.1–0.4 m，LWS 614 nm 衰減 40–60%）：有效視距 10–40 cm；Up-Strike 或 Down-Strike 偏好依光場條件決定。【引用：B0-02、B0-03、B0-13、V2A-09、V2A-10】</w:t>
+        <w:t>[2C-05]</w:t>
+      </w:r>
+      <w:r>
+        <w:t>北部褐色水（腐植酸主導，Secchi 0.3–0.8 m，MWS 535 nm 相對保留）：有效視距 30–80 cm，衰減斜率約 5.5 cm/m；主要攻擊路徑偏向 Forward-Strike。南部優養化綠色水（藍綠菌主導，Secchi 0.1–0.4 m，LWS 614 nm 衰減 40–60%）：有效視距 10–40 cm；Up-Strike 或 Down-Strike 偏好依光場條件決定。【引用：B0-02、B0-03、B0-13、2A-09、2A-10】。[信心等級：中]。</w:t>
       </w:r>
     </w:p>
     <w:p>
@@ -358,10 +421,10 @@
         <w:rPr>
           <w:b/>
         </w:rPr>
-        <w:t>[V2C-06]</w:t>
-      </w:r>
-      <w:r>
-        <w:t>NTU 臨界值 40 NTU：低於 40 NTU 視覺主導感官；高於 40 NTU 側線（Lateral Line）成為主導，攻擊觸發距離壓縮至 &lt; 10 cm；爛底水體（Eh &lt; −150 mV，B0-11）加速向 Down-Strike 模式移轉。【引用：B0-07、B0-10、B0-11、V2A-09】</w:t>
+        <w:t>[2C-06]</w:t>
+      </w:r>
+      <w:r>
+        <w:t>NTU 臨界值 40 NTU：低於 40 NTU 視覺主導感官；高於 40 NTU 側線（Lateral Line）成為主導，攻擊觸發距離壓縮至 &lt; 10 cm；爛底水體（Eh &lt; −150 mV，B0-11）加速向 Down-Strike 模式移轉。【引用：B0-07、B0-10、B0-11、2A-09】。[信心等級：中]。</w:t>
       </w:r>
     </w:p>
     <w:p>
@@ -370,10 +433,10 @@
         <w:rPr>
           <w:b/>
         </w:rPr>
-        <w:t>[V2C-07]</w:t>
-      </w:r>
-      <w:r>
-        <w:t>Forward-Strike 攻擊參數：接近速度 1.5–1.8 m/s，衝刺時間 0.3 s；最優觸發距離 120–180 cm（中層水域）；雙眼視野（Binocular Zone）25–30°；Optic Tectum 延遲 &gt; 60 ms；以 Ram feeding 為主。【引用：V2A-07、V2A-08】</w:t>
+        <w:t>[2C-07]</w:t>
+      </w:r>
+      <w:r>
+        <w:t>Forward-Strike 攻擊參數：接近速度 1.5–1.8 m/s，衝刺時間 0.3 s；最優觸發距離 120–180 cm（中層水域）；雙眼視野（Binocular Zone）25–30°；Optic Tectum 延遲 &gt; 60 ms；以 Ram feeding 為主。【引用：2A-07、2A-08】。[信心等級：高]。</w:t>
       </w:r>
     </w:p>
     <w:p>
@@ -382,10 +445,10 @@
         <w:rPr>
           <w:b/>
         </w:rPr>
-        <w:t>[V2C-08]</w:t>
-      </w:r>
-      <w:r>
-        <w:t>Up-Strike 攻擊參數：肌肉輸出功率 137 W/kg；有效觸發範圍垂直方向 1.5–2.0 m（依賴 Snell's Window 背光輪廓）；胸腔膨脹壓力變化約 53 hPa；主要依賴視覺觸發，需 Weber 對比度 ≥ 5%。【基於肌肉動力學文獻估算】</w:t>
+        <w:t>[2C-08]</w:t>
+      </w:r>
+      <w:r>
+        <w:t>Up-Strike 攻擊參數：肌肉輸出功率 137 W/kg；有效觸發範圍垂直方向 1.5–2.0 m（依賴 Snell's Window 背光輪廓）；胸腔膨脹壓力變化約 53 hPa；主要依賴視覺觸發，需 Weber 對比度 ≥ 5%。【基於肌肉動力學文獻估算】。[信心等級：中]。</w:t>
       </w:r>
     </w:p>
     <w:p>
@@ -394,10 +457,10 @@
         <w:rPr>
           <w:b/>
         </w:rPr>
-        <w:t>[V2C-09]</w:t>
-      </w:r>
-      <w:r>
-        <w:t>Down-Strike 攻擊參數：最大衝刺速度 10–12 body-lengths/s（= 4.4–5.3 m/s，以 350–450 mm 體長計）；制動動作（Braking Maneuver）需 100% 體重轉移；TTPG（Time to Peak Gape）10–12 ms；高濁度（&gt; 40 NTU）或低光環境使用頻率顯著上升。【引用：V2A-03】</w:t>
+        <w:t>[2C-09]</w:t>
+      </w:r>
+      <w:r>
+        <w:t>Down-Strike 攻擊參數：最大衝刺速度 10–12 body-lengths/s（= 4.4–5.3 m/s，以 350–450 mm 體長計）；制動動作（Braking Maneuver）需 100% 體重轉移；TTPG（Time to Peak Gape）10–12 ms；高濁度（&gt; 40 NTU）或低光環境使用頻率顯著上升。【引用：2A-03】。[信心等級：高]。</w:t>
       </w:r>
     </w:p>
     <w:p>
@@ -406,10 +469,10 @@
         <w:rPr>
           <w:b/>
         </w:rPr>
-        <w:t>[V2C-10]</w:t>
-      </w:r>
-      <w:r>
-        <w:t>獵物體型最適比例 22–29% TL（V2A-03）在視覺觸發中的意涵：此範圍內獵物在 Down-Strike 中提供最大 TTPG 效率（10–12 ms）；超過 29% TL 時，魚體需改以 Forward-Strike + Suction feeding，側影辨識（Silhouette）需求轉為正面輪廓（Gape width）。【引用：V2A-03】</w:t>
+        <w:t>[2C-10]</w:t>
+      </w:r>
+      <w:r>
+        <w:t>獵物體型最適比例 22–29% TL（2A-03）在視覺觸發中的意涵：此範圍內獵物在 Down-Strike 中提供最大 TTPG 效率（10–12 ms）；超過 29% TL 時，魚體需改以 Forward-Strike + Suction feeding，側影辨識（Silhouette）需求轉為正面輪廓（Gape width）。【引用：2A-03】。[信心等級：中]。</w:t>
       </w:r>
     </w:p>
     <w:p>
@@ -418,10 +481,10 @@
         <w:rPr>
           <w:b/>
         </w:rPr>
-        <w:t>[V2C-11]</w:t>
-      </w:r>
-      <w:r>
-        <w:t>低能見度（Secchi &lt; 0.5 m）水體中 Snell's Window 操作意涵：水面上方 Topwater 假餌在 ±48.6° 窗內仍可以背光輪廓（Silhouette）識別；北部野生埤塘春雨期（Secchi ~0.3 m）此效應仍有效；南部管理池夏季超優養水（Secchi &lt; 0.15 m）Snell's Window 可用光量不足，此效應失效。【引用：B0-07、B0-10、B0-13】</w:t>
+        <w:t>[2C-11]</w:t>
+      </w:r>
+      <w:r>
+        <w:t>低能見度（Secchi &lt; 0.5 m）水體中 Snell's Window 操作意涵：水面上方 Topwater 假餌在 ±48.6° 窗內仍可以背光輪廓（Silhouette）識別；北部野生埤塘春雨期（Secchi ~0.3 m）此效應仍有效；南部管理池夏季超優養水（Secchi &lt; 0.15 m）Snell's Window 可用光量不足，此效應失效。【引用：B0-07、B0-10、B0-13】。[信心等級：中]。</w:t>
       </w:r>
     </w:p>
     <w:p>
@@ -430,10 +493,10 @@
         <w:rPr>
           <w:b/>
         </w:rPr>
-        <w:t>[V2C-12]</w:t>
-      </w:r>
-      <w:r>
-        <w:t>視線軸向轉換門檻：Forward → Up 轉換光照門檻約 1,000 lux（水面下 0.5 m）；Up → Down 轉換濁度門檻約 40 NTU（側線主導以上）。季節應用：南部管理池夏季午後（&gt; 10,000 lux）→ Forward 優先；清晨（&lt; 500 lux）→ Up 優先；颱風後翻水（NTU &gt; 40）→ Down 優先。【引用：B0-07、B0-10、B0-14、V2A-11】</w:t>
+        <w:t>[2C-12]</w:t>
+      </w:r>
+      <w:r>
+        <w:t>視線軸向轉換門檻：Forward → Up 轉換光照門檻約 1,000 lux（水面下 0.5 m）；Up → Down 轉換濁度門檻約 40 NTU（側線主導以上）。季節應用：南部管理池夏季午後（&gt; 10,000 lux）→ Forward 優先；清晨（&lt; 500 lux）→ Up 優先；颱風後翻水（NTU &gt; 40）→ Down 優先。【引用：B0-07、B0-10、B0-14、2A-11】。[信心等級：中]。</w:t>
       </w:r>
     </w:p>
     <w:p>
@@ -442,10 +505,10 @@
         <w:rPr>
           <w:b/>
         </w:rPr>
-        <w:t>[V2C-13]</w:t>
-      </w:r>
-      <w:r>
-        <w:t>Weber's Law 色彩對比應用：北部水體 CDOM 主導（褐色水），620 nm LWS 波段相對保留 → 橙紅色假餌對 LWS 通道對比度高；南部優養水體藍綠菌吸收 620 nm → LWS 通道衰減，螢光黃/白色（MWS 535 nm 最強反射）對比度更佳。假餌顏色選擇需依水體類型切換。【引用：B0-02、B0-03、B0-13、V2A-09、V2A-10】</w:t>
+        <w:t>[2C-13]</w:t>
+      </w:r>
+      <w:r>
+        <w:t>Weber's Law 色彩對比應用：北部水體 CDOM 主導（褐色水），620 nm LWS 波段相對保留 → 橙紅色假餌對 LWS 通道對比度高；南部優養水體藍綠菌吸收 620 nm → LWS 通道衰減，螢光黃/白色（MWS 535 nm 最強反射）對比度更佳。假餌顏色選擇需依水體類型切換。【引用：B0-02、B0-03、B0-13、2A-09、2A-10】。[信心等級：中]。</w:t>
       </w:r>
     </w:p>
     <w:p>
@@ -7017,7 +7080,7 @@
           <w:color w:val="1f1f1f"/>
           <w:rtl w:val="0"/>
         </w:rPr>
-        <w:t xml:space="preserve">後續卷三傳遞參數 (Carry_Forward_To_Volume3)</w:t>
+        <w:t>後續卷三傳遞參數 (Carry_Forward_To_3A_3B)</w:t>
       </w:r>
     </w:p>
     <w:p>
@@ -7075,7 +7138,7 @@
     <w:p>
       <w:pPr/>
       <w:r>
-        <w:t>(d) 引用 V2C 編號：V2C-02、V2C-07、V2C-12</w:t>
+        <w:t>(d) 引用 V2C 編號：2C-02、2C-07、2C-12</w:t>
       </w:r>
     </w:p>
     <w:p>
@@ -7108,7 +7171,7 @@
     <w:p>
       <w:pPr/>
       <w:r>
-        <w:t>(d) 引用 V2C 編號：V2C-06、V2C-09、V2C-12</w:t>
+        <w:t>(d) 引用 V2C 編號：2C-06、2C-09、2C-12</w:t>
       </w:r>
     </w:p>
     <w:p>
@@ -7141,7 +7204,7 @@
     <w:p>
       <w:pPr/>
       <w:r>
-        <w:t>(d) 引用 V2C 編號：V2C-01、V2C-05、V2C-08、V2C-13</w:t>
+        <w:t>(d) 引用 V2C 編號：2C-01、2C-05、2C-08、2C-13</w:t>
       </w:r>
     </w:p>
     <w:p>
@@ -7174,7 +7237,7 @@
     <w:p>
       <w:pPr/>
       <w:r>
-        <w:t>(d) 引用 V2C 編號：V2C-09、V2C-10、V2C-11</w:t>
+        <w:t>(d) 引用 V2C 編號：2C-09、2C-10、2C-11</w:t>
       </w:r>
     </w:p>
     <w:p>
@@ -8609,6 +8672,36 @@
         <w:rPr>
           <w:rtl w:val="0"/>
         </w:rPr>
+      </w:r>
+    </w:p>
+    <w:p>
+      <w:pPr>
+        <w:pStyle w:val="Heading2"/>
+      </w:pPr>
+      <w:r>
+        <w:rPr/>
+        <w:t xml:space="preserve">Open_Assumptions_2C</w:t>
+      </w:r>
+    </w:p>
+    <w:p>
+      <w:pPr/>
+      <w:r>
+        <w:rPr/>
+        <w:t xml:space="preserve">[視網膜感光細胞物種外推假設]：(a) 不確定性原因：大嘴黑鱸視錐峰值（MWS 535 nm、LWS 614 nm）來自 Centrarchidae 系統性研究，但在台灣水體不同光照環境（北部極低照度水庫底層 &lt;1 lux）下是否保持穩定，缺乏直接野外驗證；溫度對光化學反應速率的影響亦未被量化。(b) 保守假設值：峰值波長固定採用 535 nm 及 614 nm，不考慮溫度偏移；北部低照度水體中視桿細胞（528 nm）接管閾值保守設為 0.01 lux（採 1A 褪黑激素閾值）。(c) 對下游卷影響：3A/3B 假餌顏色操作矩陣中，低照度條件下（北部水庫深層）的最佳假餌顏色建議可能偏離實際，螢光色假餌的有效性預測保守偏低。</w:t>
+      </w:r>
+    </w:p>
+    <w:p>
+      <w:pPr/>
+      <w:r>
+        <w:rPr/>
+        <w:t xml:space="preserve">[NTU 側線接管臨界值外推假設]：(a) 不確定性原因：40 NTU 視覺→側線主導的臨界值基於魚類行為學通論，未針對台灣管理池實際水質（高有機懸浮物、有色有機質混合濁度）進行驗證；台灣管理池的「40 NTU」可能因水色成分不同（腐植酸 vs 藻細胞 vs 泥沙）而呈現不同的有效視距。(b) 保守假設值：統一採用 40 NTU 為切換閾值；有色有機質水體（北部腐植酸）在相同 NTU 下有效視距打 0.8 折處理。(c) 對下游卷影響：3B 颱風後翻水期策略中，側線接管時機判斷與假餌頻率選擇依賴此閾值；若實際閾值偏低（30 NTU），則策略建議需提前切換為純側線誘餌。</w:t>
+      </w:r>
+    </w:p>
+    <w:p>
+      <w:pPr/>
+      <w:r>
+        <w:rPr/>
+        <w:t xml:space="preserve">[Snell's Window 幾何模型岸邊效應假設]：(a) 不確定性原因：97.2° 光錐計算基於理想平靜水面折射指數（n=1.333），台灣夏季高溫水面存在表面張力微波動與熱對流擾動，會造成 Snell's Window 邊緣模糊化（±2–3°），影響 Up-Strike 的有效觸發距離。(b) 保守假設值：採用理想值 ±48.6° 半角；波動擾動效應忽略不計，Up-Strike 有效距離預測為上界（最樂觀）。(c) 對下游卷影響：3A 高壓老魚策略中 Topwater 假餌的有效感知距離估算可能高估 10–15%；北部夏季管理池 Up-Strike 視覺觸發信心等級應降一級。</w:t>
       </w:r>
     </w:p>
     <w:p>

--- a/2C_視線軸向、攻擊角度與假餌操作.docx
+++ b/2C_視線軸向、攻擊角度與假餌操作.docx
@@ -121,7 +121,7 @@
     <w:p>
       <w:pPr/>
       <w:r>
-        <w:t>上游文件：0D_基底資料矩陣與極端事件整合.docx、2A_覓食偏好、印記與反射咬餌.docx</w:t>
+        <w:t>上游文件：0D1_基底資料矩陣與極端事件整合（Zone-B 補充版）.docx、2A_覓食偏好、印記與反射咬餌.docx</w:t>
       </w:r>
     </w:p>
     <w:p>
@@ -271,11 +271,9 @@
         <w:rPr>
           <w:b/>
         </w:rPr>
-        <w:t>[2A-03]</w:t>
-      </w:r>
-      <w:r>
-        <w:t>最適獵物體型 22–29% TL（OFT 計算，350 mm 魚體對應 77–101 mm 獵物）；超過此範圍 Down-Strike 效率下降，改以 Forward-Strike + Suction 為主。</w:t>
-      </w:r>
+        <w:t>V2A-03最適獵物體型 22–29% TL（OFT 計算，350 mm 魚體對應 77–101 mm 獵物）；超過此範圍 Down-Strike 效率下降，改以 Forward-Strike + Suction 為主。</w:t>
+      </w:r>
+      <w:r/>
     </w:p>
     <w:p>
       <w:pPr/>
@@ -283,11 +281,9 @@
         <w:rPr>
           <w:b/>
         </w:rPr>
-        <w:t>[2A-06]</w:t>
-      </w:r>
-      <w:r>
-        <w:t>高壓舊魚皮質醇 &gt; 150 ng/mL；反射咬餌（Reaction Strike）閾值降低，Forward-Strike 接近速度 1.5–1.8 m/s。</w:t>
-      </w:r>
+        <w:t>V2A-06高壓舊魚皮質醇 &gt; 150 ng/mL；反射咬餌（Reaction Strike）閾值降低，Forward-Strike 接近速度 1.5–1.8 m/s。</w:t>
+      </w:r>
+      <w:r/>
     </w:p>
     <w:p>
       <w:pPr/>
@@ -295,11 +291,9 @@
         <w:rPr>
           <w:b/>
         </w:rPr>
-        <w:t>[2A-07]</w:t>
-      </w:r>
-      <w:r>
-        <w:t>視覺反應時間（Reaction Strike）：Optic Tectum 處理 30–50 ms；遠距（&gt; 60 ms）觸發需維持刺激持續性。</w:t>
-      </w:r>
+        <w:t>V2A-07視覺反應時間（Reaction Strike）：Optic Tectum 處理 30–50 ms；遠距（&gt; 60 ms）觸發需維持刺激持續性。</w:t>
+      </w:r>
+      <w:r/>
     </w:p>
     <w:p>
       <w:pPr/>
@@ -307,11 +301,9 @@
         <w:rPr>
           <w:b/>
         </w:rPr>
-        <w:t>[2A-08]</w:t>
-      </w:r>
-      <w:r>
-        <w:t>水平攻擊（Forward-Strike）確認速度 1.5–1.8 m/s，0.3 s 內完成衝刺；Ram feeding 主導，Gape width 關鍵。</w:t>
-      </w:r>
+        <w:t>V2A-08水平攻擊（Forward-Strike）確認速度 1.5–1.8 m/s，0.3 s 內完成衝刺；Ram feeding 主導，Gape width 關鍵。</w:t>
+      </w:r>
+      <w:r/>
     </w:p>
     <w:p>
       <w:pPr/>
@@ -319,11 +311,9 @@
         <w:rPr>
           <w:b/>
         </w:rPr>
-        <w:t>[2A-09]</w:t>
-      </w:r>
-      <w:r>
-        <w:t>北部水體 CDOM（有色溶解有機物）主導，620 nm 波段吸收係數偏低；南部優養水體 620 nm 強吸收（藍綠菌）。</w:t>
-      </w:r>
+        <w:t>V2A-09北部水體 CDOM（有色溶解有機物）主導，620 nm 波段吸收係數偏低；南部優養水體 620 nm 強吸收（藍綠菌）。</w:t>
+      </w:r>
+      <w:r/>
     </w:p>
     <w:p>
       <w:pPr/>
@@ -331,11 +321,9 @@
         <w:rPr>
           <w:b/>
         </w:rPr>
-        <w:t>[2A-10]</w:t>
-      </w:r>
-      <w:r>
-        <w:t>色覺：MWS 峰值 535 nm（黃綠/螢光黃），LWS 峰值 614 nm（橙紅）；螢光黃對 MWS 通道具最高對比度。</w:t>
-      </w:r>
+        <w:t>V2A-10色覺：MWS 峰值 535 nm（黃綠/螢光黃），LWS 峰值 614 nm（橙紅）；螢光黃對 MWS 通道具最高對比度。</w:t>
+      </w:r>
+      <w:r/>
     </w:p>
     <w:p>
       <w:pPr/>
@@ -343,11 +331,9 @@
         <w:rPr>
           <w:b/>
         </w:rPr>
-        <w:t>[2A-11]</w:t>
-      </w:r>
-      <w:r>
-        <w:t>光照觸發閾值 p(strike) &gt; 0.05；最低可偵測對比度（Weber fraction）~5%；水色條件影響顯著。</w:t>
-      </w:r>
+        <w:t>V2A-11光照觸發閾值 p(strike) &gt; 0.05；最低可偵測對比度（Weber fraction）~5%；水色條件影響顯著。</w:t>
+      </w:r>
+      <w:r/>
     </w:p>
     <w:p>
       <w:pPr/>
@@ -367,16 +353,14 @@
         <w:rPr>
           <w:b/>
         </w:rPr>
-        <w:t>[2C-01]</w:t>
-      </w:r>
-      <w:r>
-        <w:t>大嘴黑鱸為二色視覺（Dichromatic），MWS 峰值 535 nm（黃綠/螢光黃），LWS 峰值 614 nm（橙紅）。視網膜 Square mosaic 排列，上半視網膜（dorsal，對應水面下方視域）桿細胞密度為錐細胞的 2.3 倍；下半視網膜（ventral，對應 Snell's Window 視域）錐細胞密度為桿細胞的 3.82 倍。【引用：B0-02、B0-03、2A-10】。[信心等級：高]。</w:t>
-      </w:r>
+        <w:t>V2C-01大嘴黑鱸為二色視覺（Dichromatic），MWS 峰值 535 nm（黃綠/螢光黃），LWS 峰值 614 nm（橙紅）。視網膜 Square mosaic 排列，上半視網膜（dorsal，對應水面下方視域）桿細胞密度為錐細胞的 2.3 倍；下半視網膜（ventral，對應 Snell's Window 視域）錐細胞密度為桿細胞的 3.82 倍。【引用：B0-02、B0-03、2A-10】。[信心等級：高]。</w:t>
+      </w:r>
+      <w:r/>
     </w:p>
     <w:p>
       <w:pPr/>
       <w:r>
-        <w:t>[2C-02]空間解析度（Visual Acuity）0.10–0.18 CPD（全視野/周邊視力 photopic 條件；中央凹區域可達 1.18–4.5 cpd，見 V3A-04）；近點調節範圍 13.5–24 cm；動態視覺敏銳度以 Optic Tectum 處理時間 30–50 ms 為反應門檻。【引用：2A-07】。[信心等級：高]。</w:t>
+        <w:t>V2C-02空間解析度（Visual Acuity）0.10–0.18 CPD（全視野/周邊視力 photopic 條件；中央凹區域可達 1.18–4.5 cpd，見 3A-04）；近點調節範圍 13.5–24 cm；動態視覺敏銳度以 Optic Tectum 處理時間 30–50 ms 為反應門檻。【引用：2A-07】。[信心等級：高]。</w:t>
       </w:r>
     </w:p>
     <w:p>
@@ -385,11 +369,9 @@
         <w:rPr>
           <w:b/>
         </w:rPr>
-        <w:t>[2C-03]</w:t>
-      </w:r>
-      <w:r>
-        <w:t>Snell's Window 有效視角 97.2°（半角 ±48.6°）：水面上方物體在水面法線 ±48.6° 內可被辨識；超過此角度發生 Total Internal Reflection，水面物體對魚不可見。此視窗寬度隨水深不變，但可用光量隨濁度線性衰減。【基於 Snell's Law 之定量推算】。[信心等級：高]。</w:t>
-      </w:r>
+        <w:t>V2C-03Snell's Window 有效視角 97.2°（半角 ±48.6°）：水面上方物體在水面法線 ±48.6° 內可被辨識；超過此角度發生 Total Internal Reflection，水面物體對魚不可見。此視窗寬度隨水深不變，但可用光量隨濁度線性衰減。【基於 Snell's Law 之定量推算】。[信心等級：高]。</w:t>
+      </w:r>
+      <w:r/>
     </w:p>
     <w:p>
       <w:pPr/>
@@ -397,11 +379,9 @@
         <w:rPr>
           <w:b/>
         </w:rPr>
-        <w:t>[2C-04]</w:t>
-      </w:r>
-      <w:r>
-        <w:t>晴天（&gt; 10,000 lux）清水（Secchi &gt; 2 m）：視線偏好 Forward（水平前方），有效識別距離 120–180 cm；Snell's Window 背光輪廓（Silhouette）效率高。弱光（&lt; 1,000 lux）：視線偏好轉向 Up，識別距離 ≤ 44 cm（Secchi 4.0 m 水體）。【引用：B0-06】。[信心等級：高]。</w:t>
-      </w:r>
+        <w:t>V2C-04晴天（&gt; 10,000 lux）清水（Secchi &gt; 2 m）：視線偏好 Forward（水平前方），有效識別距離 120–180 cm；Snell's Window 背光輪廓（Silhouette）效率高。弱光（&lt; 1,000 lux）：視線偏好轉向 Up，識別距離 ≤ 44 cm（Secchi 4.0 m 水體）。【引用：B0-06】。[信心等級：高]。</w:t>
+      </w:r>
+      <w:r/>
     </w:p>
     <w:p>
       <w:pPr/>
@@ -409,11 +389,9 @@
         <w:rPr>
           <w:b/>
         </w:rPr>
-        <w:t>[2C-05]</w:t>
-      </w:r>
-      <w:r>
-        <w:t>北部褐色水（腐植酸主導，Secchi 0.3–0.8 m，MWS 535 nm 相對保留）：有效視距 30–80 cm，衰減斜率約 5.5 cm/m；主要攻擊路徑偏向 Forward-Strike。南部優養化綠色水（藍綠菌主導，Secchi 0.1–0.4 m，LWS 614 nm 衰減 40–60%）：有效視距 10–40 cm；Up-Strike 或 Down-Strike 偏好依光場條件決定。【引用：B0-02、B0-03、B0-13、2A-09、2A-10】。[信心等級：中]。</w:t>
-      </w:r>
+        <w:t>V2C-05北部褐色水（腐植酸主導，Secchi 0.3–0.8 m，MWS 535 nm 相對保留）：有效視距 30–80 cm，衰減斜率約 5.5 cm/m；主要攻擊路徑偏向 Forward-Strike。南部優養化綠色水（藍綠菌主導，Secchi 0.1–0.4 m，LWS 614 nm 衰減 40–60%）：有效視距 10–40 cm；Up-Strike 或 Down-Strike 偏好依光場條件決定。【引用：B0-02、B0-03、B0-13、2A-09、2A-10】。[信心等級：中]。</w:t>
+      </w:r>
+      <w:r/>
     </w:p>
     <w:p>
       <w:pPr/>
@@ -421,11 +399,9 @@
         <w:rPr>
           <w:b/>
         </w:rPr>
-        <w:t>[2C-06]</w:t>
-      </w:r>
-      <w:r>
-        <w:t>NTU 臨界值 40 NTU：低於 40 NTU 視覺主導感官；高於 40 NTU 側線（Lateral Line）成為主導，攻擊觸發距離壓縮至 &lt; 10 cm；爛底水體（Eh &lt; −150 mV，B0-11）加速向 Down-Strike 模式移轉。【引用：B0-07、B0-10、B0-11、2A-09】。[信心等級：中]。</w:t>
-      </w:r>
+        <w:t>V2C-06NTU 臨界值 40 NTU：低於 40 NTU 視覺主導感官；高於 40 NTU 側線（Lateral Line）成為主導，攻擊觸發距離壓縮至 &lt; 10 cm；爛底水體（Eh &lt; −150 mV，B0-11）加速向 Down-Strike 模式移轉。【引用：B0-07、B0-10、B0-11、2A-09】。[信心等級：中]。</w:t>
+      </w:r>
+      <w:r/>
     </w:p>
     <w:p>
       <w:pPr/>
@@ -433,11 +409,9 @@
         <w:rPr>
           <w:b/>
         </w:rPr>
-        <w:t>[2C-07]</w:t>
-      </w:r>
-      <w:r>
-        <w:t>Forward-Strike 攻擊參數：接近速度 1.5–1.8 m/s，衝刺時間 0.3 s；最優觸發距離 120–180 cm（中層水域）；雙眼視野（Binocular Zone）25–30°；Optic Tectum 延遲 &gt; 60 ms；以 Ram feeding 為主。【引用：2A-07、2A-08】。[信心等級：高]。</w:t>
-      </w:r>
+        <w:t>V2C-07Forward-Strike 攻擊參數：接近速度 1.5–1.8 m/s，衝刺時間 0.3 s；最優觸發距離 120–180 cm（中層水域）；雙眼視野（Binocular Zone）25–30°；Optic Tectum 延遲 &gt; 60 ms；以 Ram feeding 為主。【引用：2A-07、2A-08】。[信心等級：高]。</w:t>
+      </w:r>
+      <w:r/>
     </w:p>
     <w:p>
       <w:pPr/>
@@ -445,11 +419,9 @@
         <w:rPr>
           <w:b/>
         </w:rPr>
-        <w:t>[2C-08]</w:t>
-      </w:r>
-      <w:r>
-        <w:t>Up-Strike 攻擊參數：肌肉輸出功率 137 W/kg；有效觸發範圍垂直方向 1.5–2.0 m（依賴 Snell's Window 背光輪廓）；胸腔膨脹壓力變化約 53 hPa；主要依賴視覺觸發，需 Weber 對比度 ≥ 5%。【基於肌肉動力學文獻估算】。[信心等級：中]。</w:t>
-      </w:r>
+        <w:t>V2C-08Up-Strike 攻擊參數：肌肉輸出功率 137 W/kg；有效觸發範圍垂直方向 1.5–2.0 m（依賴 Snell's Window 背光輪廓）；胸腔膨脹壓力變化約 53 hPa；主要依賴視覺觸發，需 Weber 對比度 ≥ 5%。【基於肌肉動力學文獻估算】。[信心等級：中]。</w:t>
+      </w:r>
+      <w:r/>
     </w:p>
     <w:p>
       <w:pPr/>
@@ -457,11 +429,9 @@
         <w:rPr>
           <w:b/>
         </w:rPr>
-        <w:t>[2C-09]</w:t>
-      </w:r>
-      <w:r>
-        <w:t>Down-Strike 攻擊參數：最大衝刺速度 10–12 body-lengths/s（= 4.4–5.3 m/s，以 350–450 mm 體長計）；制動動作（Braking Maneuver）需 100% 體重轉移；TTPG（Time to Peak Gape）10–12 ms；高濁度（&gt; 40 NTU）或低光環境使用頻率顯著上升。【引用：2A-03】。[信心等級：高]。</w:t>
-      </w:r>
+        <w:t>V2C-09Down-Strike 攻擊參數：最大衝刺速度 10–12 body-lengths/s（= 4.4–5.3 m/s，以 350–450 mm 體長計）；制動動作（Braking Maneuver）需 100% 體重轉移；TTPG（Time to Peak Gape）10–12 ms；高濁度（&gt; 40 NTU）或低光環境使用頻率顯著上升。【引用：2A-03】。[信心等級：高]。</w:t>
+      </w:r>
+      <w:r/>
     </w:p>
     <w:p>
       <w:pPr/>
@@ -469,11 +439,9 @@
         <w:rPr>
           <w:b/>
         </w:rPr>
-        <w:t>[2C-10]</w:t>
-      </w:r>
-      <w:r>
-        <w:t>獵物體型最適比例 22–29% TL（2A-03）在視覺觸發中的意涵：此範圍內獵物在 Down-Strike 中提供最大 TTPG 效率（10–12 ms）；超過 29% TL 時，魚體需改以 Forward-Strike + Suction feeding，側影辨識（Silhouette）需求轉為正面輪廓（Gape width）。【引用：2A-03】。[信心等級：中]。</w:t>
-      </w:r>
+        <w:t>V2C-10獵物體型最適比例 22–29% TL（2A-03）在視覺觸發中的意涵：此範圍內獵物在 Down-Strike 中提供最大 TTPG 效率（10–12 ms）；超過 29% TL 時，魚體需改以 Forward-Strike + Suction feeding，側影辨識（Silhouette）需求轉為正面輪廓（Gape width）。【引用：2A-03】。[信心等級：中]。</w:t>
+      </w:r>
+      <w:r/>
     </w:p>
     <w:p>
       <w:pPr/>
@@ -481,11 +449,9 @@
         <w:rPr>
           <w:b/>
         </w:rPr>
-        <w:t>[2C-11]</w:t>
-      </w:r>
-      <w:r>
-        <w:t>低能見度（Secchi &lt; 0.5 m）水體中 Snell's Window 操作意涵：水面上方 Topwater 假餌在 ±48.6° 窗內仍可以背光輪廓（Silhouette）識別；北部野生埤塘春雨期（Secchi ~0.3 m）此效應仍有效；南部管理池夏季超優養水（Secchi &lt; 0.15 m）Snell's Window 可用光量不足，此效應失效。【引用：B0-07、B0-10、B0-13】。[信心等級：中]。</w:t>
-      </w:r>
+        <w:t>V2C-11低能見度（Secchi &lt; 0.5 m）水體中 Snell's Window 操作意涵：水面上方 Topwater 假餌在 ±48.6° 窗內仍可以背光輪廓（Silhouette）識別；北部野生埤塘春雨期（Secchi ~0.3 m）此效應仍有效；南部管理池夏季超優養水（Secchi &lt; 0.15 m）Snell's Window 可用光量不足，此效應失效。【引用：B0-07、B0-10、B0-13】。[信心等級：中]。</w:t>
+      </w:r>
+      <w:r/>
     </w:p>
     <w:p>
       <w:pPr/>
@@ -493,11 +459,9 @@
         <w:rPr>
           <w:b/>
         </w:rPr>
-        <w:t>[2C-12]</w:t>
-      </w:r>
-      <w:r>
-        <w:t>視線軸向轉換門檻：Forward → Up 轉換光照門檻約 1,000 lux（水面下 0.5 m）；Up → Down 轉換濁度門檻約 40 NTU（側線主導以上）。季節應用：南部管理池夏季午後（&gt; 10,000 lux）→ Forward 優先；清晨（&lt; 500 lux）→ Up 優先；颱風後翻水（NTU &gt; 40）→ Down 優先。【引用：B0-07、B0-10、B0-14、2A-11】。[信心等級：中]。</w:t>
-      </w:r>
+        <w:t>V2C-12視線軸向轉換門檻：Forward → Up 轉換光照門檻約 1,000 lux（水面下 0.5 m）；Up → Down 轉換濁度門檻約 40 NTU（側線主導以上）。季節應用：南部管理池夏季午後（&gt; 10,000 lux）→ Forward 優先；清晨（&lt; 500 lux）→ Up 優先；颱風後翻水（NTU &gt; 40）→ Down 優先。【引用：B0-07、B0-10、B0-14、2A-11】。[信心等級：中]。</w:t>
+      </w:r>
+      <w:r/>
     </w:p>
     <w:p>
       <w:pPr/>
@@ -505,10 +469,13 @@
         <w:rPr>
           <w:b/>
         </w:rPr>
-        <w:t>[2C-13]</w:t>
-      </w:r>
-      <w:r>
-        <w:t>Weber's Law 色彩對比應用：北部水體 CDOM 主導（褐色水），620 nm LWS 波段相對保留 → 橙紅色假餌對 LWS 通道對比度高；南部優養水體藍綠菌吸收 620 nm → LWS 通道衰減，螢光黃/白色（MWS 535 nm 最強反射）對比度更佳。假餌顏色選擇需依水體類型切換。【引用：B0-02、B0-03、B0-13、2A-09、2A-10】。[信心等級：中]。</w:t>
+        <w:t>V2C-13Weber's Law 色彩對比應用：北部水體 CDOM 主導（褐色水），620 nm LWS 波段相對保留 → 橙紅色假餌對 LWS 通道對比度高；南部優養水體藍綠菌吸收 620 nm → LWS 通道衰減，螢光黃/白色（MWS 535 nm 最強反射）對比度更佳。假餌顏色選擇需依水體類型切換。【引用：B0-02、B0-03、B0-13、2A-09、2A-10】。[信心等級：中]。</w:t>
+      </w:r>
+      <w:r/>
+    </w:p>
+    <w:p>
+      <w:r>
+        <w:t>V2C-14Zone-B（桃竹苗，林口台地）春季能見度超前窗口與視線軸向意涵：Zone-B 北部水體（水體 1 北部野生埤塘、水體 3 北部管理池）因春季短波輻射遮蔽率僅 25–35%（較 Zone-A 之 55–65% 低）、春季升溫快（22°C 超前 12–18 天，引用 B0-21），水柱熱力分層較早建立，懸浮微粒沉降加速；因此 Zone-B 春季能見度回升至 Secchi &gt; 0.5 m（視覺主導閾值，引用 2C-06）的時機較同類 Zone-A 水體提前約 1–2 週（估算值，中等信心）。此意味在 Zone-B 水體，Forward-Strike（水平前方，有效識別距離 30–80 cm，引用 2C-05）成為主導攻擊軸向的春季窗口較 Zone-A 水體提前開啟，釣手應提前調整為水平快速回收操作策略（非 Up-Strike 的 Topwater 操作）。。[信心等級：中]。[來源：0D1 B0-21；0C1 0C-09；2C-05；2C-06；2C-12]</w:t>
       </w:r>
     </w:p>
     <w:p>
@@ -7241,6 +7208,14 @@
       </w:r>
     </w:p>
     <w:p>
+      <w:r>
+        <w:t xml:space="preserve">(a) 機制類型：Zone-B 春季能見度窗口超前 → 視線軸向轉換時機前置
+(b) 量化條件/門檻：Zone-B 22°C 超前 12–18 天（B0-21）→ Forward-Strike 主導窗口提前約 1–2 週；能見度回升 Secchi &gt; 0.5 m 時機在 Zone-B 更早（估算）
+(c) 適用水體/季節：Zone-B 北部水體（水體 1、水體 3）春季（2–4月）；3B 涉及 Zone-B 北部翻水期情境的假餌操作建議需採用此提前時間軸
+(d) 引用 V2C 編號：2C-14；2C-05；2C-06；2C-12；B0-21</w:t>
+      </w:r>
+    </w:p>
+    <w:p>
       <w:pPr>
         <w:numPr>
           <w:ilvl w:val="0"/>
@@ -7351,7 +7326,7 @@
           <w:szCs w:val="24"/>
           <w:rtl w:val="0"/>
         </w:rPr>
-        <w:t xml:space="preserve">0D_基底資料矩陣與極端事件整合.docx</w:t>
+        <w:t>0D1_基底資料矩陣與極端事件整合（Zone-B 補充版）.docx</w:t>
       </w:r>
     </w:p>
     <w:p>
